--- a/submission/ZK-MRTA-proofs.docx
+++ b/submission/ZK-MRTA-proofs.docx
@@ -8064,6 +8064,366 @@
       </m:oMath>
       <w:r>
         <w:t xml:space="preserve">.</w:t>
+      </w:r>
+    </w:p>
+    <w:p>
+      <w:pPr>
+        <w:pStyle w:val="FirstParagraph"/>
+        <w:jc w:val="both"/>
+        <w:keepNext w:val="0"/>
+        <w:keepLines w:val="0"/>
+        <w:widowControl w:val="1"/>
+      </w:pPr>
+      <w:r>
+        <w:rPr>
+          <w:b/>
+          <w:bCs/>
+        </w:rPr>
+        <w:t xml:space="preserve">(ZK policy class).</w:t>
+      </w:r>
+      <w:r>
+        <w:t xml:space="preserve"> </w:t>
+      </w:r>
+      <w:r>
+        <w:t xml:space="preserve">All theorems below are stated for the ZK policy class</w:t>
+      </w:r>
+    </w:p>
+    <w:p>
+      <w:pPr>
+        <w:pStyle w:val="BodyText"/>
+      </w:pPr>
+      <m:oMathPara>
+        <m:oMathParaPr>
+          <m:jc m:val="center"/>
+        </m:oMathParaPr>
+        <m:oMath>
+          <m:sSub>
+            <m:e>
+              <m:r>
+                <m:rPr>
+                  <m:sty m:val="p"/>
+                </m:rPr>
+                <m:t>Π</m:t>
+              </m:r>
+            </m:e>
+            <m:sub>
+              <m:r>
+                <m:rPr>
+                  <m:sty m:val="p"/>
+                </m:rPr>
+                <m:t>Z</m:t>
+              </m:r>
+              <m:r>
+                <m:rPr>
+                  <m:sty m:val="p"/>
+                </m:rPr>
+                <m:t>K</m:t>
+              </m:r>
+            </m:sub>
+          </m:sSub>
+          <m:r>
+            <m:rPr>
+              <m:sty m:val="p"/>
+            </m:rPr>
+            <m:t>=</m:t>
+          </m:r>
+          <m:d>
+            <m:dPr>
+              <m:begChr m:val="{"/>
+              <m:sepChr m:val=""/>
+              <m:endChr m:val="}"/>
+              <m:grow/>
+            </m:dPr>
+            <m:e>
+              <m:r>
+                <m:t>π</m:t>
+              </m:r>
+              <m:r>
+                <m:rPr>
+                  <m:sty m:val="p"/>
+                </m:rPr>
+                <m:t>:</m:t>
+              </m:r>
+              <m:sSubSup>
+                <m:e>
+                  <m:r>
+                    <m:t>a</m:t>
+                  </m:r>
+                </m:e>
+                <m:sub>
+                  <m:r>
+                    <m:t>t</m:t>
+                  </m:r>
+                </m:sub>
+                <m:sup>
+                  <m:r>
+                    <m:t>π</m:t>
+                  </m:r>
+                </m:sup>
+              </m:sSubSup>
+              <m:r>
+                <m:rPr>
+                  <m:sty m:val="p"/>
+                </m:rPr>
+                <m:t>(</m:t>
+              </m:r>
+              <m:r>
+                <m:t>i</m:t>
+              </m:r>
+              <m:r>
+                <m:rPr>
+                  <m:sty m:val="p"/>
+                </m:rPr>
+                <m:t>)</m:t>
+              </m:r>
+              <m:r>
+                <m:rPr>
+                  <m:sty m:val="p"/>
+                </m:rPr>
+                <m:t>∈</m:t>
+              </m:r>
+              <m:r>
+                <m:t>σ</m:t>
+              </m:r>
+              <m:r>
+                <m:rPr>
+                  <m:sty m:val="p"/>
+                </m:rPr>
+                <m:t>(</m:t>
+              </m:r>
+              <m:sSubSup>
+                <m:e>
+                  <m:r>
+                    <m:rPr>
+                      <m:scr m:val="script"/>
+                      <m:sty m:val="p"/>
+                    </m:rPr>
+                    <m:t>F</m:t>
+                  </m:r>
+                </m:e>
+                <m:sub>
+                  <m:r>
+                    <m:t>t</m:t>
+                  </m:r>
+                  <m:r>
+                    <m:rPr>
+                      <m:sty m:val="p"/>
+                    </m:rPr>
+                    <m:t>−</m:t>
+                  </m:r>
+                  <m:r>
+                    <m:t>1</m:t>
+                  </m:r>
+                </m:sub>
+                <m:sup>
+                  <m:r>
+                    <m:rPr>
+                      <m:sty m:val="p"/>
+                    </m:rPr>
+                    <m:t>p</m:t>
+                  </m:r>
+                  <m:r>
+                    <m:rPr>
+                      <m:sty m:val="p"/>
+                    </m:rPr>
+                    <m:t>u</m:t>
+                  </m:r>
+                  <m:r>
+                    <m:rPr>
+                      <m:sty m:val="p"/>
+                    </m:rPr>
+                    <m:t>b</m:t>
+                  </m:r>
+                </m:sup>
+              </m:sSubSup>
+              <m:r>
+                <m:rPr>
+                  <m:sty m:val="p"/>
+                </m:rPr>
+                <m:t>,</m:t>
+              </m:r>
+              <m:r>
+                <m:t>i</m:t>
+              </m:r>
+              <m:r>
+                <m:rPr>
+                  <m:sty m:val="p"/>
+                </m:rPr>
+                <m:t>)</m:t>
+              </m:r>
+              <m:r>
+                <m:t> </m:t>
+              </m:r>
+              <m:r>
+                <m:rPr>
+                  <m:sty m:val="p"/>
+                </m:rPr>
+                <m:t>∀</m:t>
+              </m:r>
+              <m:r>
+                <m:t>t</m:t>
+              </m:r>
+              <m:r>
+                <m:rPr>
+                  <m:sty m:val="p"/>
+                </m:rPr>
+                <m:t>,</m:t>
+              </m:r>
+              <m:r>
+                <m:t>i</m:t>
+              </m:r>
+            </m:e>
+          </m:d>
+          <m:r>
+            <m:rPr>
+              <m:sty m:val="p"/>
+            </m:rPr>
+            <m:t>,</m:t>
+          </m:r>
+        </m:oMath>
+      </m:oMathPara>
+    </w:p>
+    <w:p>
+      <w:pPr>
+        <w:pStyle w:val="FirstParagraph"/>
+        <w:jc w:val="both"/>
+        <w:keepNext w:val="0"/>
+        <w:keepLines w:val="0"/>
+        <w:widowControl w:val="1"/>
+      </w:pPr>
+      <w:r>
+        <w:t xml:space="preserve">where $\mathcal{F}_{t-1}^{\mathrm{pub}} = \sigma(\{a_s(\cdot), \tilde{r}_s\}_{s &lt; t})$ is the broadcast history and</w:t>
+      </w:r>
+      <w:r>
+        <w:t xml:space="preserve"> </w:t>
+      </w:r>
+      <m:oMath>
+        <m:r>
+          <m:t>i</m:t>
+        </m:r>
+      </m:oMath>
+      <w:r>
+        <w:t xml:space="preserve"> </w:t>
+      </w:r>
+      <w:r>
+        <w:t xml:space="preserve">is the agent index. Under this definition, ZK forbids transmission of any private state (latent vector, embedding row, policy parameters) between agents, and forbids conditioning on</w:t>
+      </w:r>
+      <w:r>
+        <w:t xml:space="preserve"> </w:t>
+      </w:r>
+      <m:oMath>
+        <m:sSubSup>
+          <m:e>
+            <m:r>
+              <m:t>z</m:t>
+            </m:r>
+          </m:e>
+          <m:sub>
+            <m:r>
+              <m:t>i</m:t>
+            </m:r>
+          </m:sub>
+          <m:sup>
+            <m:r>
+              <m:t>a</m:t>
+            </m:r>
+          </m:sup>
+        </m:sSubSup>
+        <m:r>
+          <m:rPr>
+            <m:sty m:val="p"/>
+          </m:rPr>
+          <m:t>,</m:t>
+        </m:r>
+        <m:sSubSup>
+          <m:e>
+            <m:r>
+              <m:t>z</m:t>
+            </m:r>
+          </m:e>
+          <m:sub>
+            <m:r>
+              <m:t>j</m:t>
+            </m:r>
+          </m:sub>
+          <m:sup>
+            <m:r>
+              <m:t>t</m:t>
+            </m:r>
+          </m:sup>
+        </m:sSubSup>
+        <m:r>
+          <m:rPr>
+            <m:sty m:val="p"/>
+          </m:rPr>
+          <m:t>,</m:t>
+        </m:r>
+        <m:sSub>
+          <m:e>
+            <m:r>
+              <m:t>h</m:t>
+            </m:r>
+          </m:e>
+          <m:sub>
+            <m:r>
+              <m:t>j</m:t>
+            </m:r>
+          </m:sub>
+        </m:sSub>
+      </m:oMath>
+      <w:r>
+        <w:t xml:space="preserve">. It does</w:t>
+      </w:r>
+      <w:r>
+        <w:t xml:space="preserve"> </w:t>
+      </w:r>
+      <w:r>
+        <w:rPr>
+          <w:i/>
+          <w:iCs/>
+        </w:rPr>
+        <w:t xml:space="preserve">not</w:t>
+      </w:r>
+      <w:r>
+        <w:t xml:space="preserve"> </w:t>
+      </w:r>
+      <w:r>
+        <w:t xml:space="preserve">forbid multiple agents independently computing the same function of the broadcast: a policy that uses a single centralised estimator computed deterministically from the broadcast (e.g., ESTR of §7.22 in the main paper) is in</w:t>
+      </w:r>
+      <w:r>
+        <w:t xml:space="preserve"> </w:t>
+      </w:r>
+      <m:oMath>
+        <m:sSub>
+          <m:e>
+            <m:r>
+              <m:rPr>
+                <m:sty m:val="p"/>
+              </m:rPr>
+              <m:t>Π</m:t>
+            </m:r>
+          </m:e>
+          <m:sub>
+            <m:r>
+              <m:rPr>
+                <m:sty m:val="p"/>
+              </m:rPr>
+              <m:t>Z</m:t>
+            </m:r>
+            <m:r>
+              <m:rPr>
+                <m:sty m:val="p"/>
+              </m:rPr>
+              <m:t>K</m:t>
+            </m:r>
+          </m:sub>
+        </m:sSub>
+      </m:oMath>
+      <w:r>
+        <w:t xml:space="preserve"> </w:t>
+      </w:r>
+      <w:r>
+        <w:t xml:space="preserve">because each agent could in principle compute that estimator independently and obtain the same result. This is the formal counterpart of the computation principle stated in §3.2 of the main paper.</w:t>
       </w:r>
     </w:p>
     <w:bookmarkEnd w:id="17"/>

--- a/submission/ZK-MRTA-proofs.docx
+++ b/submission/ZK-MRTA-proofs.docx
@@ -8079,7 +8079,7 @@
           <w:b/>
           <w:bCs/>
         </w:rPr>
-        <w:t xml:space="preserve">(ZK policy class).</w:t>
+        <w:t xml:space="preserve">(ZK policy class with per-drone noise).</w:t>
       </w:r>
       <w:r>
         <w:t xml:space="preserve"> </w:t>
@@ -8234,6 +8234,15 @@
                     </m:rPr>
                     <m:t>b</m:t>
                   </m:r>
+                  <m:r>
+                    <m:rPr>
+                      <m:sty m:val="p"/>
+                    </m:rPr>
+                    <m:t>,</m:t>
+                  </m:r>
+                  <m:r>
+                    <m:t>i</m:t>
+                  </m:r>
                 </m:sup>
               </m:sSubSup>
               <m:r>
@@ -8292,7 +8301,7 @@
         <w:widowControl w:val="1"/>
       </w:pPr>
       <w:r>
-        <w:t xml:space="preserve">where $\mathcal{F}_{t-1}^{\mathrm{pub}} = \sigma(\{a_s(\cdot), \tilde{r}_s\}_{s &lt; t})$ is the broadcast history and</w:t>
+        <w:t xml:space="preserve">where $\mathcal{F}_{t-1}^{\mathrm{pub}, i} = \sigma(\{a_s(\cdot), \tilde{r}_s^{(i)}\}_{s &lt; t})$ is agent</w:t>
       </w:r>
       <w:r>
         <w:t xml:space="preserve"> </w:t>
@@ -8303,76 +8312,7 @@
         </m:r>
       </m:oMath>
       <w:r>
-        <w:t xml:space="preserve"> </w:t>
-      </w:r>
-      <w:r>
-        <w:t xml:space="preserve">is the agent index. Under this definition, ZK forbids transmission of any private state (latent vector, embedding row, policy parameters) between agents, and forbids conditioning on</w:t>
-      </w:r>
-      <w:r>
-        <w:t xml:space="preserve"> </w:t>
-      </w:r>
-      <m:oMath>
-        <m:sSubSup>
-          <m:e>
-            <m:r>
-              <m:t>z</m:t>
-            </m:r>
-          </m:e>
-          <m:sub>
-            <m:r>
-              <m:t>i</m:t>
-            </m:r>
-          </m:sub>
-          <m:sup>
-            <m:r>
-              <m:t>a</m:t>
-            </m:r>
-          </m:sup>
-        </m:sSubSup>
-        <m:r>
-          <m:rPr>
-            <m:sty m:val="p"/>
-          </m:rPr>
-          <m:t>,</m:t>
-        </m:r>
-        <m:sSubSup>
-          <m:e>
-            <m:r>
-              <m:t>z</m:t>
-            </m:r>
-          </m:e>
-          <m:sub>
-            <m:r>
-              <m:t>j</m:t>
-            </m:r>
-          </m:sub>
-          <m:sup>
-            <m:r>
-              <m:t>t</m:t>
-            </m:r>
-          </m:sup>
-        </m:sSubSup>
-        <m:r>
-          <m:rPr>
-            <m:sty m:val="p"/>
-          </m:rPr>
-          <m:t>,</m:t>
-        </m:r>
-        <m:sSub>
-          <m:e>
-            <m:r>
-              <m:t>h</m:t>
-            </m:r>
-          </m:e>
-          <m:sub>
-            <m:r>
-              <m:t>j</m:t>
-            </m:r>
-          </m:sub>
-        </m:sSub>
-      </m:oMath>
-      <w:r>
-        <w:t xml:space="preserve">. It does</w:t>
+        <w:t xml:space="preserve">'s</w:t>
       </w:r>
       <w:r>
         <w:t xml:space="preserve"> </w:t>
@@ -8382,13 +8322,13 @@
           <w:i/>
           <w:iCs/>
         </w:rPr>
-        <w:t xml:space="preserve">not</w:t>
-      </w:r>
-      <w:r>
-        <w:t xml:space="preserve"> </w:t>
-      </w:r>
-      <w:r>
-        <w:t xml:space="preserve">forbid multiple agents independently computing the same function of the broadcast: a policy that uses a single centralised estimator computed deterministically from the broadcast (e.g., ESTR of §7.22 in the main paper) is in</w:t>
+        <w:t xml:space="preserve">personal noisy view</w:t>
+      </w:r>
+      <w:r>
+        <w:t xml:space="preserve"> </w:t>
+      </w:r>
+      <w:r>
+        <w:t xml:space="preserve">of the broadcast history. Two noise channels distinguish agents' views: action-identity noise</w:t>
       </w:r>
       <w:r>
         <w:t xml:space="preserve"> </w:t>
@@ -8397,33 +8337,318 @@
         <m:sSub>
           <m:e>
             <m:r>
+              <m:t>π</m:t>
+            </m:r>
+          </m:e>
+          <m:sub>
+            <m:r>
+              <m:t>s</m:t>
+            </m:r>
+          </m:sub>
+        </m:sSub>
+      </m:oMath>
+      <w:r>
+        <w:t xml:space="preserve"> </w:t>
+      </w:r>
+      <w:r>
+        <w:t xml:space="preserve">(shared per step,</w:t>
+      </w:r>
+      <w:r>
+        <w:t xml:space="preserve"> </w:t>
+      </w:r>
+      <m:oMath>
+        <m:sSub>
+          <m:e>
+            <m:acc>
+              <m:accPr>
+                <m:chr m:val="̂"/>
+              </m:accPr>
+              <m:e>
+                <m:r>
+                  <m:t>s</m:t>
+                </m:r>
+              </m:e>
+            </m:acc>
+          </m:e>
+          <m:sub>
+            <m:r>
+              <m:t>t</m:t>
+            </m:r>
+          </m:sub>
+        </m:sSub>
+      </m:oMath>
+      <w:r>
+        <w:t xml:space="preserve"> </w:t>
+      </w:r>
+      <w:r>
+        <w:t xml:space="preserve">identical across agents) and reward noise</w:t>
+      </w:r>
+      <w:r>
+        <w:t xml:space="preserve"> </w:t>
+      </w:r>
+      <m:oMath>
+        <m:sSub>
+          <m:e>
+            <m:r>
+              <m:t>σ</m:t>
+            </m:r>
+          </m:e>
+          <m:sub>
+            <m:r>
+              <m:t>r</m:t>
+            </m:r>
+          </m:sub>
+        </m:sSub>
+      </m:oMath>
+      <w:r>
+        <w:t xml:space="preserve"> </w:t>
+      </w:r>
+      <w:r>
+        <w:t xml:space="preserve">(drawn independently per receiving agent, so</w:t>
+      </w:r>
+      <w:r>
+        <w:t xml:space="preserve"> </w:t>
+      </w:r>
+      <m:oMath>
+        <m:sSubSup>
+          <m:e>
+            <m:acc>
+              <m:accPr>
+                <m:chr m:val="̃"/>
+              </m:accPr>
+              <m:e>
+                <m:r>
+                  <m:t>r</m:t>
+                </m:r>
+              </m:e>
+            </m:acc>
+          </m:e>
+          <m:sub>
+            <m:r>
+              <m:t>t</m:t>
+            </m:r>
+          </m:sub>
+          <m:sup>
+            <m:r>
               <m:rPr>
                 <m:sty m:val="p"/>
               </m:rPr>
-              <m:t>Π</m:t>
-            </m:r>
-          </m:e>
-          <m:sub>
+              <m:t>(</m:t>
+            </m:r>
+            <m:r>
+              <m:t>i</m:t>
+            </m:r>
             <m:r>
               <m:rPr>
                 <m:sty m:val="p"/>
               </m:rPr>
-              <m:t>Z</m:t>
-            </m:r>
+              <m:t>)</m:t>
+            </m:r>
+          </m:sup>
+        </m:sSubSup>
+        <m:r>
+          <m:rPr>
+            <m:sty m:val="p"/>
+          </m:rPr>
+          <m:t>≠</m:t>
+        </m:r>
+        <m:sSubSup>
+          <m:e>
+            <m:acc>
+              <m:accPr>
+                <m:chr m:val="̃"/>
+              </m:accPr>
+              <m:e>
+                <m:r>
+                  <m:t>r</m:t>
+                </m:r>
+              </m:e>
+            </m:acc>
+          </m:e>
+          <m:sub>
+            <m:r>
+              <m:t>t</m:t>
+            </m:r>
+          </m:sub>
+          <m:sup>
             <m:r>
               <m:rPr>
                 <m:sty m:val="p"/>
               </m:rPr>
-              <m:t>K</m:t>
+              <m:t>(</m:t>
+            </m:r>
+            <m:r>
+              <m:t>j</m:t>
+            </m:r>
+            <m:r>
+              <m:rPr>
+                <m:sty m:val="p"/>
+              </m:rPr>
+              <m:t>)</m:t>
+            </m:r>
+          </m:sup>
+        </m:sSubSup>
+      </m:oMath>
+      <w:r>
+        <w:t xml:space="preserve"> </w:t>
+      </w:r>
+      <w:r>
+        <w:t xml:space="preserve">in general). In the noise-free limit</w:t>
+      </w:r>
+      <w:r>
+        <w:t xml:space="preserve"> </w:t>
+      </w:r>
+      <m:oMath>
+        <m:sSub>
+          <m:e>
+            <m:r>
+              <m:t>σ</m:t>
+            </m:r>
+          </m:e>
+          <m:sub>
+            <m:r>
+              <m:t>r</m:t>
+            </m:r>
+          </m:sub>
+        </m:sSub>
+        <m:r>
+          <m:rPr>
+            <m:sty m:val="p"/>
+          </m:rPr>
+          <m:t>=</m:t>
+        </m:r>
+        <m:sSub>
+          <m:e>
+            <m:r>
+              <m:t>π</m:t>
+            </m:r>
+          </m:e>
+          <m:sub>
+            <m:r>
+              <m:t>s</m:t>
+            </m:r>
+          </m:sub>
+        </m:sSub>
+        <m:r>
+          <m:rPr>
+            <m:sty m:val="p"/>
+          </m:rPr>
+          <m:t>=</m:t>
+        </m:r>
+        <m:r>
+          <m:t>0</m:t>
+        </m:r>
+      </m:oMath>
+      <w:r>
+        <w:t xml:space="preserve">, all agents observe the same broadcast and any centralised estimator is informationally equivalent to per-agent computation (the case implemented by ESTR). Under positive</w:t>
+      </w:r>
+      <w:r>
+        <w:t xml:space="preserve"> </w:t>
+      </w:r>
+      <m:oMath>
+        <m:sSub>
+          <m:e>
+            <m:r>
+              <m:t>σ</m:t>
+            </m:r>
+          </m:e>
+          <m:sub>
+            <m:r>
+              <m:t>r</m:t>
             </m:r>
           </m:sub>
         </m:sSub>
       </m:oMath>
       <w:r>
-        <w:t xml:space="preserve"> </w:t>
-      </w:r>
-      <w:r>
-        <w:t xml:space="preserve">because each agent could in principle compute that estimator independently and obtain the same result. This is the formal counterpart of the computation principle stated in §3.2 of the main paper.</w:t>
+        <w:t xml:space="preserve">, per-agent estimators are genuinely informationally distinct and the class admits cross-pollination noise averaging — the mechanism behind Theorem 6′'s</w:t>
+      </w:r>
+      <w:r>
+        <w:t xml:space="preserve"> </w:t>
+      </w:r>
+      <m:oMath>
+        <m:rad>
+          <m:radPr>
+            <m:degHide m:val="on"/>
+          </m:radPr>
+          <m:deg/>
+          <m:e>
+            <m:r>
+              <m:t>m</m:t>
+            </m:r>
+          </m:e>
+        </m:rad>
+      </m:oMath>
+      <w:r>
+        <w:t xml:space="preserve"> </w:t>
+      </w:r>
+      <w:r>
+        <w:t xml:space="preserve">advantage for factor models in the high-noise regime. ZK forbids transmission of any private state between agents and forbids conditioning on</w:t>
+      </w:r>
+      <w:r>
+        <w:t xml:space="preserve"> </w:t>
+      </w:r>
+      <m:oMath>
+        <m:sSubSup>
+          <m:e>
+            <m:r>
+              <m:t>z</m:t>
+            </m:r>
+          </m:e>
+          <m:sub>
+            <m:r>
+              <m:t>i</m:t>
+            </m:r>
+          </m:sub>
+          <m:sup>
+            <m:r>
+              <m:t>a</m:t>
+            </m:r>
+          </m:sup>
+        </m:sSubSup>
+        <m:r>
+          <m:rPr>
+            <m:sty m:val="p"/>
+          </m:rPr>
+          <m:t>,</m:t>
+        </m:r>
+        <m:sSubSup>
+          <m:e>
+            <m:r>
+              <m:t>z</m:t>
+            </m:r>
+          </m:e>
+          <m:sub>
+            <m:r>
+              <m:t>j</m:t>
+            </m:r>
+          </m:sub>
+          <m:sup>
+            <m:r>
+              <m:t>t</m:t>
+            </m:r>
+          </m:sup>
+        </m:sSubSup>
+        <m:r>
+          <m:rPr>
+            <m:sty m:val="p"/>
+          </m:rPr>
+          <m:t>,</m:t>
+        </m:r>
+        <m:sSub>
+          <m:e>
+            <m:r>
+              <m:t>h</m:t>
+            </m:r>
+          </m:e>
+          <m:sub>
+            <m:r>
+              <m:t>j</m:t>
+            </m:r>
+          </m:sub>
+        </m:sSub>
+      </m:oMath>
+      <w:r>
+        <w:t xml:space="preserve">.</w:t>
       </w:r>
     </w:p>
     <w:bookmarkEnd w:id="17"/>
